--- a/StatusReport.docx
+++ b/StatusReport.docx
@@ -293,225 +293,357 @@
         <w:rPr>
           <w:b/>
           <w:bCs/>
-          <w:color w:val="4472C4" w:themeColor="accent1"/>
-        </w:rPr>
-      </w:pPr>
+        </w:rPr>
+      </w:pPr>
+      <w:r>
+        <w:rPr>
+          <w:b/>
+          <w:bCs/>
+        </w:rPr>
+        <w:t>G</w:t>
+      </w:r>
+      <w:r>
+        <w:rPr>
+          <w:b/>
+          <w:bCs/>
+        </w:rPr>
+        <w:t>itH</w:t>
+      </w:r>
+      <w:r>
+        <w:rPr>
+          <w:b/>
+          <w:bCs/>
+        </w:rPr>
+        <w:t>ub URL</w:t>
+      </w:r>
+      <w:r>
+        <w:rPr>
+          <w:b/>
+          <w:bCs/>
+        </w:rPr>
+        <w:t xml:space="preserve">: </w:t>
+      </w:r>
+      <w:r>
+        <w:rPr>
+          <w:b/>
+          <w:bCs/>
+          <w:color w:val="4472C4" w:themeColor="accent1"/>
+        </w:rPr>
+        <w:t>https://github.com/caleb-wo/Mimir</w:t>
+      </w:r>
+    </w:p>
+    <w:p>
+      <w:pPr>
+        <w:rPr>
+          <w:b/>
+        </w:rPr>
+      </w:pPr>
+      <w:r>
+        <w:rPr>
+          <w:b/>
+        </w:rPr>
+        <w:t xml:space="preserve">(Add </w:t>
+      </w:r>
       <w:proofErr w:type="spellStart"/>
       <w:r>
         <w:rPr>
           <w:b/>
+        </w:rPr>
+        <w:t>MountainDad</w:t>
+      </w:r>
+      <w:proofErr w:type="spellEnd"/>
+      <w:r>
+        <w:rPr>
+          <w:b/>
+        </w:rPr>
+        <w:t xml:space="preserve"> as collaborator) </w:t>
+      </w:r>
+    </w:p>
+    <w:p>
+      <w:pPr>
+        <w:rPr>
+          <w:b/>
+          <w:color w:val="4472C4" w:themeColor="accent1"/>
+        </w:rPr>
+      </w:pPr>
+      <w:r>
+        <w:rPr>
+          <w:b/>
+        </w:rPr>
+        <w:t xml:space="preserve">Week </w:t>
+      </w:r>
+      <w:r>
+        <w:rPr>
+          <w:b/>
+        </w:rPr>
+        <w:t>1</w:t>
+      </w:r>
+      <w:r>
+        <w:rPr>
+          <w:b/>
+        </w:rPr>
+        <w:t>:</w:t>
+      </w:r>
+      <w:r>
+        <w:rPr>
+          <w:b/>
+        </w:rPr>
+        <w:t xml:space="preserve">   </w:t>
+      </w:r>
+      <w:r>
+        <w:rPr>
+          <w:b/>
+          <w:color w:val="4472C4" w:themeColor="accent1"/>
+        </w:rPr>
+        <w:t>4/25/26</w:t>
+      </w:r>
+    </w:p>
+    <w:p>
+      <w:pPr>
+        <w:rPr>
+          <w:color w:val="4472C4" w:themeColor="accent1"/>
+        </w:rPr>
+      </w:pPr>
+      <w:r>
+        <w:t>Overall Status (</w:t>
+      </w:r>
+      <w:proofErr w:type="gramStart"/>
+      <w:r>
+        <w:t>on-schedule</w:t>
+      </w:r>
+      <w:proofErr w:type="gramEnd"/>
+      <w:r>
+        <w:t xml:space="preserve">, behind, ahead): </w:t>
+      </w:r>
+      <w:r>
+        <w:rPr>
+          <w:color w:val="4472C4" w:themeColor="accent1"/>
+        </w:rPr>
+        <w:t xml:space="preserve">On target. I’ve defined what I want to create. </w:t>
+      </w:r>
+    </w:p>
+    <w:p>
+      <w:pPr>
+        <w:rPr>
+          <w:color w:val="4472C4" w:themeColor="accent1"/>
+        </w:rPr>
+      </w:pPr>
+      <w:r>
+        <w:t xml:space="preserve">Number of hours worked this week: </w:t>
+      </w:r>
+      <w:r>
+        <w:rPr>
+          <w:color w:val="4472C4" w:themeColor="accent1"/>
+        </w:rPr>
+        <w:t>5</w:t>
+      </w:r>
+    </w:p>
+    <w:p>
+      <w:pPr>
+        <w:rPr>
+          <w:color w:val="4472C4" w:themeColor="accent1"/>
+        </w:rPr>
+      </w:pPr>
+      <w:r>
+        <w:t xml:space="preserve">Total number of hours worked on the project thus far: </w:t>
+      </w:r>
+      <w:r>
+        <w:rPr>
+          <w:color w:val="4472C4" w:themeColor="accent1"/>
+        </w:rPr>
+        <w:t>5</w:t>
+      </w:r>
+    </w:p>
+    <w:p>
+      <w:pPr>
+        <w:rPr>
+          <w:color w:val="4472C4" w:themeColor="accent1"/>
+        </w:rPr>
+      </w:pPr>
+      <w:r>
+        <w:t xml:space="preserve">Number of total hours anticipated at completion: </w:t>
+      </w:r>
+      <w:r>
+        <w:rPr>
+          <w:color w:val="4472C4" w:themeColor="accent1"/>
+        </w:rPr>
+        <w:t>15?</w:t>
+      </w:r>
+    </w:p>
+    <w:p>
+      <w:pPr>
+        <w:rPr>
+          <w:color w:val="4472C4" w:themeColor="accent1"/>
+        </w:rPr>
+      </w:pPr>
+      <w:r>
+        <w:t xml:space="preserve">Accomplishments: </w:t>
+      </w:r>
+      <w:r>
+        <w:rPr>
+          <w:color w:val="4472C4" w:themeColor="accent1"/>
+        </w:rPr>
+        <w:t>Defined project. Officially began creating a simple and working language specification. I’m ironing out syntax and behavior for the implementation. I’m following the language definition pattern that Ryan Nystrom used in his book as an outline for my thinking.</w:t>
+      </w:r>
+    </w:p>
+    <w:p>
+      <w:pPr>
+        <w:rPr>
+          <w:color w:val="4472C4" w:themeColor="accent1"/>
+        </w:rPr>
+      </w:pPr>
+      <w:r>
+        <w:t xml:space="preserve">Challenges: </w:t>
+      </w:r>
+      <w:r>
+        <w:rPr>
+          <w:color w:val="4472C4" w:themeColor="accent1"/>
+        </w:rPr>
+        <w:t xml:space="preserve">I’ve never </w:t>
+      </w:r>
+      <w:r>
+        <w:rPr>
+          <w:color w:val="4472C4" w:themeColor="accent1"/>
+        </w:rPr>
+        <w:t xml:space="preserve">designed a language before. Because of this, I’ve struggled to know what is and isn’t a good idea language wise. This is where AI has been a great help. I’d can simply say: “What are the pros and cons to implicit type conversions?” and it’d help me get a better understand of which route means what for Mimir. </w:t>
+      </w:r>
+    </w:p>
+    <w:p>
+      <w:pPr>
+        <w:rPr>
+          <w:color w:val="4472C4" w:themeColor="accent1"/>
+        </w:rPr>
+      </w:pPr>
+      <w:r>
+        <w:t>Plans / Goals for next week:</w:t>
+      </w:r>
+      <w:r>
+        <w:t xml:space="preserve"> </w:t>
+      </w:r>
+      <w:r>
+        <w:rPr>
+          <w:color w:val="4472C4" w:themeColor="accent1"/>
+        </w:rPr>
+        <w:t xml:space="preserve">In this next week, I need to create 2 documents. 1, I need to finish up my language specification.  I started on that last week and I’m about 50% done, give or take. 2, I need to prepare my requirements for the project. </w:t>
+      </w:r>
+    </w:p>
+    <w:p/>
+    <w:p>
+      <w:pPr>
+        <w:rPr>
+          <w:b/>
+        </w:rPr>
+      </w:pPr>
+      <w:r>
+        <w:rPr>
+          <w:b/>
+        </w:rPr>
+        <w:t xml:space="preserve">Week </w:t>
+      </w:r>
+      <w:r>
+        <w:rPr>
+          <w:b/>
+        </w:rPr>
+        <w:t>3</w:t>
+      </w:r>
+      <w:r>
+        <w:rPr>
+          <w:b/>
+        </w:rPr>
+        <w:t>:</w:t>
+      </w:r>
+      <w:r>
+        <w:rPr>
+          <w:b/>
+        </w:rPr>
+        <w:t xml:space="preserve">  </w:t>
+      </w:r>
+      <w:r>
+        <w:rPr>
+          <w:b/>
+        </w:rPr>
+        <w:t xml:space="preserve"> </w:t>
+      </w:r>
+      <w:r>
+        <w:rPr>
+          <w:b/>
+        </w:rPr>
+        <w:t>1</w:t>
+      </w:r>
+      <w:r>
+        <w:rPr>
+          <w:b/>
+        </w:rPr>
+        <w:t>/24/26</w:t>
+      </w:r>
+    </w:p>
+    <w:p>
+      <w:pPr>
+        <w:rPr>
+          <w:b/>
           <w:bCs/>
         </w:rPr>
-        <w:t>GITHub</w:t>
-      </w:r>
-      <w:proofErr w:type="spellEnd"/>
-      <w:r>
-        <w:rPr>
-          <w:b/>
-          <w:bCs/>
-        </w:rPr>
-        <w:t xml:space="preserve"> URL:</w:t>
-      </w:r>
-      <w:r>
-        <w:rPr>
-          <w:b/>
-          <w:bCs/>
+      </w:pPr>
+      <w:r>
+        <w:t>Overall Status (</w:t>
+      </w:r>
+      <w:proofErr w:type="gramStart"/>
+      <w:r>
+        <w:t>on-schedule</w:t>
+      </w:r>
+      <w:proofErr w:type="gramEnd"/>
+      <w:r>
+        <w:t>, behind, ahead):</w:t>
+      </w:r>
+      <w:r>
+        <w:rPr>
+          <w:color w:val="4472C4" w:themeColor="accent1"/>
         </w:rPr>
         <w:t xml:space="preserve"> </w:t>
       </w:r>
       <w:r>
         <w:rPr>
-          <w:b/>
-          <w:bCs/>
-          <w:color w:val="4472C4" w:themeColor="accent1"/>
-        </w:rPr>
-        <w:t>Not created yet</w:t>
-      </w:r>
-    </w:p>
-    <w:p>
-      <w:pPr>
-        <w:rPr>
-          <w:b/>
-        </w:rPr>
-      </w:pPr>
-      <w:r>
-        <w:rPr>
-          <w:b/>
-        </w:rPr>
-        <w:t xml:space="preserve">(Add </w:t>
-      </w:r>
-      <w:proofErr w:type="spellStart"/>
-      <w:r>
-        <w:rPr>
-          <w:b/>
-        </w:rPr>
-        <w:t>MountainDad</w:t>
-      </w:r>
-      <w:proofErr w:type="spellEnd"/>
-      <w:r>
-        <w:rPr>
-          <w:b/>
-        </w:rPr>
-        <w:t xml:space="preserve"> as collaborator) </w:t>
-      </w:r>
-    </w:p>
-    <w:p>
-      <w:pPr>
-        <w:rPr>
-          <w:b/>
-          <w:color w:val="4472C4" w:themeColor="accent1"/>
-        </w:rPr>
-      </w:pPr>
-      <w:r>
-        <w:rPr>
-          <w:b/>
-        </w:rPr>
-        <w:t xml:space="preserve">Week </w:t>
-      </w:r>
-      <w:r>
-        <w:rPr>
-          <w:b/>
-        </w:rPr>
-        <w:t>1</w:t>
-      </w:r>
-      <w:r>
-        <w:rPr>
-          <w:b/>
-        </w:rPr>
-        <w:t>:</w:t>
-      </w:r>
-      <w:r>
-        <w:rPr>
-          <w:b/>
-        </w:rPr>
-        <w:t xml:space="preserve">   </w:t>
-      </w:r>
-      <w:r>
-        <w:rPr>
-          <w:b/>
-          <w:color w:val="4472C4" w:themeColor="accent1"/>
-        </w:rPr>
-        <w:t>4/25/26</w:t>
-      </w:r>
-    </w:p>
-    <w:p>
-      <w:pPr>
-        <w:rPr>
-          <w:color w:val="4472C4" w:themeColor="accent1"/>
-        </w:rPr>
-      </w:pPr>
-      <w:r>
-        <w:t>Overall Status (</w:t>
+          <w:color w:val="4472C4" w:themeColor="accent1"/>
+        </w:rPr>
+        <w:t xml:space="preserve">On time. I’ve defined the language I want to make and </w:t>
       </w:r>
       <w:proofErr w:type="gramStart"/>
       <w:r>
-        <w:t>on-schedule</w:t>
+        <w:rPr>
+          <w:color w:val="4472C4" w:themeColor="accent1"/>
+        </w:rPr>
+        <w:t>it’s</w:t>
       </w:r>
       <w:proofErr w:type="gramEnd"/>
       <w:r>
-        <w:t xml:space="preserve">, behind, ahead): </w:t>
-      </w:r>
-      <w:r>
-        <w:rPr>
-          <w:color w:val="4472C4" w:themeColor="accent1"/>
-        </w:rPr>
-        <w:t xml:space="preserve">On target. I’ve defined what I want to create. </w:t>
-      </w:r>
-    </w:p>
-    <w:p>
-      <w:pPr>
-        <w:rPr>
-          <w:color w:val="4472C4" w:themeColor="accent1"/>
-        </w:rPr>
-      </w:pPr>
-      <w:r>
-        <w:t xml:space="preserve">Number of hours worked this week: </w:t>
-      </w:r>
-      <w:r>
-        <w:rPr>
-          <w:color w:val="4472C4" w:themeColor="accent1"/>
-        </w:rPr>
-        <w:t>5</w:t>
-      </w:r>
-    </w:p>
-    <w:p>
-      <w:pPr>
-        <w:rPr>
-          <w:color w:val="4472C4" w:themeColor="accent1"/>
-        </w:rPr>
-      </w:pPr>
-      <w:r>
-        <w:t xml:space="preserve">Total number of hours worked on the project thus far: </w:t>
-      </w:r>
-      <w:r>
-        <w:rPr>
-          <w:color w:val="4472C4" w:themeColor="accent1"/>
-        </w:rPr>
-        <w:t>5</w:t>
-      </w:r>
-    </w:p>
-    <w:p>
-      <w:pPr>
-        <w:rPr>
-          <w:color w:val="4472C4" w:themeColor="accent1"/>
-        </w:rPr>
-      </w:pPr>
-      <w:r>
-        <w:t xml:space="preserve">Number of total hours anticipated at completion: </w:t>
-      </w:r>
-      <w:r>
-        <w:rPr>
-          <w:color w:val="4472C4" w:themeColor="accent1"/>
-        </w:rPr>
-        <w:t>15?</w:t>
-      </w:r>
-    </w:p>
-    <w:p>
-      <w:pPr>
-        <w:rPr>
-          <w:color w:val="4472C4" w:themeColor="accent1"/>
-        </w:rPr>
-      </w:pPr>
-      <w:r>
-        <w:t xml:space="preserve">Accomplishments: </w:t>
-      </w:r>
-      <w:r>
-        <w:rPr>
-          <w:color w:val="4472C4" w:themeColor="accent1"/>
-        </w:rPr>
-        <w:t>Defined project. Officially began creating a simple and working language specification. I’m ironing out syntax and behavior for the implementation. I’m following the language definition pattern that Ryan Nystrom used in his book as an outline for my thinking.</w:t>
-      </w:r>
-    </w:p>
-    <w:p>
-      <w:pPr>
-        <w:rPr>
-          <w:color w:val="4472C4" w:themeColor="accent1"/>
-        </w:rPr>
-      </w:pPr>
-      <w:r>
-        <w:t xml:space="preserve">Challenges: </w:t>
-      </w:r>
-      <w:r>
-        <w:rPr>
-          <w:color w:val="4472C4" w:themeColor="accent1"/>
-        </w:rPr>
-        <w:t xml:space="preserve">I’ve never </w:t>
-      </w:r>
-      <w:r>
-        <w:rPr>
-          <w:color w:val="4472C4" w:themeColor="accent1"/>
-        </w:rPr>
-        <w:t xml:space="preserve">designed a language before. Because of this, I’ve struggled to know what is and isn’t a good idea language wise. This is where AI has been a great help. I’d can simply say: “What are the pros and cons to implicit type conversions?” and it’d help me get a better understand of which route means what for Mimir. </w:t>
-      </w:r>
-    </w:p>
-    <w:p>
-      <w:pPr>
-        <w:rPr>
-          <w:color w:val="4472C4" w:themeColor="accent1"/>
-        </w:rPr>
-      </w:pPr>
-      <w:r>
-        <w:t>Plans / Goals for next week:</w:t>
+        <w:rPr>
+          <w:color w:val="4472C4" w:themeColor="accent1"/>
+        </w:rPr>
+        <w:t xml:space="preserve"> syntax. I’ve also had AI help me define reasonable goals. This will be a decently large language with some nifty little features. I’ve identified the must have features which I’ll aim to get </w:t>
+      </w:r>
+      <w:proofErr w:type="gramStart"/>
+      <w:r>
+        <w:rPr>
+          <w:color w:val="4472C4" w:themeColor="accent1"/>
+        </w:rPr>
+        <w:t>in order to</w:t>
+      </w:r>
+      <w:proofErr w:type="gramEnd"/>
+      <w:r>
+        <w:rPr>
+          <w:color w:val="4472C4" w:themeColor="accent1"/>
+        </w:rPr>
+        <w:t xml:space="preserve"> pass the class. After that, I have other requirements I can implement with the time remaining in the semester after hitting MVP.</w:t>
+      </w:r>
+    </w:p>
+    <w:p>
+      <w:pPr>
+        <w:rPr>
+          <w:color w:val="4472C4" w:themeColor="accent1"/>
+        </w:rPr>
+      </w:pPr>
+      <w:r>
+        <w:t>Number of hours worked this week:</w:t>
       </w:r>
       <w:r>
         <w:t xml:space="preserve"> </w:t>
@@ -520,682 +652,115 @@
         <w:rPr>
           <w:color w:val="4472C4" w:themeColor="accent1"/>
         </w:rPr>
-        <w:t xml:space="preserve">In this next week, I need to create 2 documents. 1, I need to finish up my language specification.  I started on that last week and I’m about 50% done, give or take. 2, I need to prepare my requirements for the project. </w:t>
-      </w:r>
-    </w:p>
-    <w:p/>
-    <w:p>
-      <w:pPr>
-        <w:rPr>
-          <w:b/>
-        </w:rPr>
-      </w:pPr>
-      <w:r>
-        <w:rPr>
-          <w:b/>
-        </w:rPr>
-        <w:t xml:space="preserve">Week </w:t>
-      </w:r>
-      <w:r>
-        <w:rPr>
-          <w:b/>
-        </w:rPr>
-        <w:t>3</w:t>
-      </w:r>
-      <w:r>
-        <w:rPr>
-          <w:b/>
-        </w:rPr>
-        <w:t>:</w:t>
-      </w:r>
-      <w:r>
-        <w:rPr>
-          <w:b/>
-        </w:rPr>
-        <w:t xml:space="preserve">  </w:t>
-      </w:r>
-      <w:r>
-        <w:rPr>
-          <w:b/>
-        </w:rPr>
-        <w:t xml:space="preserve"> </w:t>
-      </w:r>
-      <w:r>
-        <w:rPr>
-          <w:b/>
-        </w:rPr>
-        <w:t>1</w:t>
-      </w:r>
-      <w:r>
-        <w:rPr>
-          <w:b/>
-        </w:rPr>
-        <w:t>/24/26</w:t>
-      </w:r>
-    </w:p>
-    <w:p>
-      <w:r>
-        <w:t>Overall Status (</w:t>
-      </w:r>
-      <w:proofErr w:type="gramStart"/>
-      <w:r>
-        <w:t>on-schedule</w:t>
-      </w:r>
-      <w:proofErr w:type="gramEnd"/>
-      <w:r>
-        <w:t>, behind, ahead):</w:t>
-      </w:r>
-    </w:p>
-    <w:p>
-      <w:r>
-        <w:t>Number of hours worked this week:</w:t>
-      </w:r>
-    </w:p>
-    <w:p>
-      <w:r>
-        <w:t>Total number of hours worked on the project thus far:</w:t>
-      </w:r>
-    </w:p>
-    <w:p>
-      <w:r>
-        <w:t>Number of total hours anticipated at completion:</w:t>
-      </w:r>
-    </w:p>
-    <w:p>
-      <w:r>
-        <w:lastRenderedPageBreak/>
-        <w:t>Accomplishments:</w:t>
-      </w:r>
-    </w:p>
-    <w:p>
-      <w:r>
-        <w:t>Challenges:</w:t>
-      </w:r>
-    </w:p>
-    <w:p>
-      <w:r>
-        <w:t>Plans / Goals for next week:</w:t>
-      </w:r>
-    </w:p>
-    <w:p>
-      <w:r>
-        <w:t>SPED Talk Insight (Briefly describe an insight or something interesting you learned from the SPED talks this week):</w:t>
-      </w:r>
-    </w:p>
-    <w:p>
-      <w:r>
-        <w:t>Other comments for the instructor:</w:t>
-      </w:r>
-    </w:p>
-    <w:p/>
-    <w:p>
-      <w:pPr>
-        <w:rPr>
-          <w:b/>
-        </w:rPr>
-      </w:pPr>
-      <w:r>
-        <w:rPr>
-          <w:b/>
-        </w:rPr>
-        <w:t xml:space="preserve">Week </w:t>
-      </w:r>
-      <w:r>
-        <w:rPr>
-          <w:b/>
-        </w:rPr>
-        <w:t>4</w:t>
-      </w:r>
-      <w:r>
-        <w:rPr>
-          <w:b/>
-        </w:rPr>
-        <w:t>:</w:t>
-      </w:r>
-      <w:r>
-        <w:rPr>
-          <w:b/>
-        </w:rPr>
-        <w:t xml:space="preserve"> </w:t>
-      </w:r>
-      <w:r>
-        <w:rPr>
-          <w:b/>
-        </w:rPr>
-        <w:t xml:space="preserve">  </w:t>
-      </w:r>
-      <w:r>
-        <w:rPr>
-          <w:b/>
-        </w:rPr>
-        <w:t>1</w:t>
-      </w:r>
-      <w:r>
-        <w:rPr>
-          <w:b/>
-        </w:rPr>
-        <w:t>/31/26</w:t>
-      </w:r>
-    </w:p>
-    <w:p>
-      <w:r>
-        <w:t>Overall Status (</w:t>
-      </w:r>
-      <w:proofErr w:type="gramStart"/>
-      <w:r>
-        <w:t>on-schedule</w:t>
-      </w:r>
-      <w:proofErr w:type="gramEnd"/>
-      <w:r>
-        <w:t>, behind, ahead):</w:t>
-      </w:r>
-    </w:p>
-    <w:p>
-      <w:r>
-        <w:t>Number of hours worked this week:</w:t>
-      </w:r>
-    </w:p>
-    <w:p>
-      <w:r>
-        <w:t>Total number of hours worked on the project thus far:</w:t>
-      </w:r>
-    </w:p>
-    <w:p>
-      <w:r>
-        <w:t>Number of total hours anticipated at completion:</w:t>
-      </w:r>
-    </w:p>
-    <w:p>
-      <w:r>
-        <w:t>Accomplishments:</w:t>
-      </w:r>
-    </w:p>
-    <w:p>
-      <w:r>
-        <w:t>Challenges:</w:t>
-      </w:r>
-    </w:p>
-    <w:p>
-      <w:r>
-        <w:t>Plans / Goals for next week:</w:t>
-      </w:r>
-    </w:p>
-    <w:p>
-      <w:r>
-        <w:t>SPED Talk Insight (Briefly describe an insight or something interesting you learned from the SPED talks this week):</w:t>
-      </w:r>
-    </w:p>
-    <w:p>
-      <w:r>
-        <w:t>Other comments for the instructor:</w:t>
-      </w:r>
-    </w:p>
-    <w:p/>
-    <w:p>
-      <w:pPr>
-        <w:rPr>
-          <w:b/>
-        </w:rPr>
-      </w:pPr>
-      <w:r>
-        <w:rPr>
-          <w:b/>
-        </w:rPr>
-        <w:t xml:space="preserve">Week </w:t>
-      </w:r>
-      <w:r>
-        <w:rPr>
-          <w:b/>
-        </w:rPr>
-        <w:t>5</w:t>
-      </w:r>
-      <w:r>
-        <w:rPr>
-          <w:b/>
-        </w:rPr>
-        <w:t>:</w:t>
-      </w:r>
-      <w:r>
-        <w:rPr>
-          <w:b/>
-        </w:rPr>
-        <w:t xml:space="preserve"> </w:t>
-      </w:r>
-      <w:r>
-        <w:rPr>
-          <w:b/>
-        </w:rPr>
-        <w:t xml:space="preserve">  </w:t>
-      </w:r>
-      <w:r>
-        <w:rPr>
-          <w:b/>
-        </w:rPr>
-        <w:t>2/7/26</w:t>
-      </w:r>
-    </w:p>
-    <w:p>
-      <w:r>
-        <w:t>Overall Status (</w:t>
-      </w:r>
-      <w:proofErr w:type="gramStart"/>
-      <w:r>
-        <w:t>on-schedule</w:t>
-      </w:r>
-      <w:proofErr w:type="gramEnd"/>
-      <w:r>
-        <w:t>, behind, ahead):</w:t>
-      </w:r>
-    </w:p>
-    <w:p>
-      <w:r>
-        <w:t>Number of hours worked this week:</w:t>
-      </w:r>
-    </w:p>
-    <w:p>
-      <w:r>
-        <w:t>Total number of hours worked on the project thus far:</w:t>
-      </w:r>
-    </w:p>
-    <w:p>
-      <w:r>
-        <w:t>Number of total hours anticipated at completion:</w:t>
-      </w:r>
-    </w:p>
-    <w:p>
-      <w:r>
-        <w:t>Accomplishments:</w:t>
-      </w:r>
-    </w:p>
-    <w:p>
-      <w:r>
-        <w:t>Challenges:</w:t>
-      </w:r>
-    </w:p>
-    <w:p>
-      <w:r>
-        <w:t>Plans / Goals for next week:</w:t>
-      </w:r>
-    </w:p>
-    <w:p>
-      <w:r>
-        <w:t>SPED Talk Insight (Briefly describe an insight or something interesting you learned from the SPED talks this week):</w:t>
-      </w:r>
-    </w:p>
-    <w:p>
-      <w:r>
-        <w:t>Other comments for the instructor:</w:t>
-      </w:r>
-    </w:p>
-    <w:p/>
-    <w:p>
-      <w:pPr>
-        <w:rPr>
-          <w:b/>
-        </w:rPr>
-      </w:pPr>
-      <w:r>
-        <w:rPr>
-          <w:b/>
-        </w:rPr>
-        <w:t xml:space="preserve">Week </w:t>
-      </w:r>
-      <w:r>
-        <w:rPr>
-          <w:b/>
-        </w:rPr>
-        <w:t>6</w:t>
-      </w:r>
-      <w:r>
-        <w:rPr>
-          <w:b/>
-        </w:rPr>
-        <w:t>:</w:t>
-      </w:r>
-      <w:r>
-        <w:rPr>
-          <w:b/>
-        </w:rPr>
-        <w:t xml:space="preserve">  </w:t>
-      </w:r>
-      <w:r>
-        <w:rPr>
-          <w:b/>
-        </w:rPr>
-        <w:t xml:space="preserve"> </w:t>
-      </w:r>
-      <w:r>
-        <w:rPr>
-          <w:b/>
-        </w:rPr>
-        <w:t>2/14/26</w:t>
-      </w:r>
-    </w:p>
-    <w:p>
-      <w:r>
-        <w:t>Overall Status (</w:t>
-      </w:r>
-      <w:proofErr w:type="gramStart"/>
-      <w:r>
-        <w:t>on-schedule</w:t>
-      </w:r>
-      <w:proofErr w:type="gramEnd"/>
-      <w:r>
-        <w:t>, behind, ahead):</w:t>
-      </w:r>
-    </w:p>
-    <w:p>
-      <w:r>
-        <w:t>Number of hours worked this week:</w:t>
-      </w:r>
-    </w:p>
-    <w:p>
-      <w:r>
-        <w:t>Total number of hours worked on the project thus far:</w:t>
-      </w:r>
-    </w:p>
-    <w:p>
-      <w:r>
-        <w:lastRenderedPageBreak/>
-        <w:t>Number of total hours anticipated at completion:</w:t>
-      </w:r>
-    </w:p>
-    <w:p>
-      <w:r>
-        <w:t>Accomplishments:</w:t>
-      </w:r>
-    </w:p>
-    <w:p>
-      <w:r>
-        <w:t>Challenges:</w:t>
-      </w:r>
-    </w:p>
-    <w:p>
-      <w:r>
-        <w:t>Plans / Goals for next week:</w:t>
-      </w:r>
-    </w:p>
-    <w:p>
-      <w:r>
-        <w:t>SPED Talk Insight (Briefly describe an insight or something interesting you learned from the SPED talks this week):</w:t>
-      </w:r>
-    </w:p>
-    <w:p>
-      <w:r>
-        <w:t>Other comments for the instructor:</w:t>
-      </w:r>
-    </w:p>
-    <w:p/>
-    <w:p>
-      <w:pPr>
-        <w:rPr>
-          <w:b/>
-        </w:rPr>
-      </w:pPr>
-      <w:r>
-        <w:rPr>
-          <w:b/>
-        </w:rPr>
-        <w:t xml:space="preserve">Week </w:t>
-      </w:r>
-      <w:r>
-        <w:rPr>
-          <w:b/>
-        </w:rPr>
-        <w:t>7</w:t>
-      </w:r>
-      <w:r>
-        <w:rPr>
-          <w:b/>
-        </w:rPr>
-        <w:t>:</w:t>
-      </w:r>
-      <w:r>
-        <w:rPr>
-          <w:b/>
-        </w:rPr>
-        <w:t xml:space="preserve"> </w:t>
-      </w:r>
-      <w:r>
-        <w:rPr>
-          <w:b/>
-        </w:rPr>
-        <w:t xml:space="preserve">  </w:t>
-      </w:r>
-      <w:r>
-        <w:rPr>
-          <w:b/>
-        </w:rPr>
-        <w:t>2/21/26</w:t>
-      </w:r>
-    </w:p>
-    <w:p>
-      <w:r>
-        <w:t>Overall Status (</w:t>
-      </w:r>
-      <w:proofErr w:type="gramStart"/>
-      <w:r>
-        <w:t>on-schedule</w:t>
-      </w:r>
-      <w:proofErr w:type="gramEnd"/>
-      <w:r>
-        <w:t>, behind, ahead):</w:t>
-      </w:r>
-    </w:p>
-    <w:p>
-      <w:r>
-        <w:t>Number of hours worked this week:</w:t>
-      </w:r>
-    </w:p>
-    <w:p>
-      <w:r>
-        <w:t>Total number of hours worked on the project thus far:</w:t>
-      </w:r>
-    </w:p>
-    <w:p>
-      <w:r>
-        <w:t>Number of total hours anticipated at completion:</w:t>
-      </w:r>
-    </w:p>
-    <w:p>
-      <w:r>
-        <w:t>Accomplishments:</w:t>
-      </w:r>
-    </w:p>
-    <w:p>
-      <w:r>
-        <w:t>Challenges:</w:t>
-      </w:r>
-    </w:p>
-    <w:p>
-      <w:r>
-        <w:t>Plans / Goals for next week:</w:t>
-      </w:r>
-    </w:p>
-    <w:p>
-      <w:r>
-        <w:t>SPED Talk Insight (Briefly describe an insight or something interesting you learned from the SPED talks this week):</w:t>
-      </w:r>
-    </w:p>
-    <w:p>
-      <w:r>
-        <w:t>Other comments for the instructor:</w:t>
-      </w:r>
-    </w:p>
-    <w:p/>
-    <w:p>
-      <w:pPr>
-        <w:rPr>
-          <w:b/>
-        </w:rPr>
-      </w:pPr>
-      <w:r>
-        <w:rPr>
-          <w:b/>
-        </w:rPr>
-        <w:t xml:space="preserve">Week </w:t>
-      </w:r>
-      <w:r>
-        <w:rPr>
-          <w:b/>
-        </w:rPr>
-        <w:t>8</w:t>
-      </w:r>
-      <w:r>
-        <w:rPr>
-          <w:b/>
-        </w:rPr>
-        <w:t>:</w:t>
-      </w:r>
-      <w:r>
-        <w:rPr>
-          <w:b/>
-        </w:rPr>
-        <w:t xml:space="preserve"> </w:t>
-      </w:r>
-      <w:r>
-        <w:rPr>
-          <w:b/>
-        </w:rPr>
-        <w:t xml:space="preserve">  </w:t>
-      </w:r>
-      <w:r>
-        <w:rPr>
-          <w:b/>
-        </w:rPr>
-        <w:t>2/28/26</w:t>
-      </w:r>
-    </w:p>
-    <w:p>
-      <w:r>
-        <w:t>Overall Status (</w:t>
-      </w:r>
-      <w:proofErr w:type="gramStart"/>
-      <w:r>
-        <w:t>on-schedule</w:t>
-      </w:r>
-      <w:proofErr w:type="gramEnd"/>
-      <w:r>
-        <w:t>, behind, ahead):</w:t>
-      </w:r>
-    </w:p>
-    <w:p>
-      <w:r>
-        <w:t>Number of hours worked this week:</w:t>
-      </w:r>
-    </w:p>
-    <w:p>
-      <w:r>
-        <w:t>Total number of hours worked on the project thus far:</w:t>
-      </w:r>
-    </w:p>
-    <w:p>
-      <w:r>
-        <w:t>Number of total hours anticipated at completion:</w:t>
-      </w:r>
-    </w:p>
-    <w:p>
-      <w:r>
-        <w:t>Accomplishments:</w:t>
-      </w:r>
-    </w:p>
-    <w:p>
-      <w:r>
-        <w:t>Challenges:</w:t>
-      </w:r>
-    </w:p>
-    <w:p>
-      <w:r>
-        <w:t>Plans / Goals for next week:</w:t>
-      </w:r>
-    </w:p>
-    <w:p>
-      <w:r>
-        <w:t>SPED Talk Insight (Briefly describe an insight or something interesting you learned from the SPED talks this week):</w:t>
-      </w:r>
-    </w:p>
-    <w:p>
-      <w:r>
-        <w:t>Other comments for the instructor:</w:t>
-      </w:r>
-    </w:p>
-    <w:p/>
-    <w:p>
-      <w:pPr>
-        <w:rPr>
-          <w:b/>
-        </w:rPr>
-      </w:pPr>
-      <w:r>
-        <w:rPr>
-          <w:b/>
-        </w:rPr>
-        <w:t xml:space="preserve">Week </w:t>
-      </w:r>
-      <w:r>
-        <w:rPr>
-          <w:b/>
-        </w:rPr>
-        <w:t>9</w:t>
-      </w:r>
-      <w:r>
-        <w:rPr>
-          <w:b/>
-        </w:rPr>
-        <w:t>:</w:t>
-      </w:r>
-      <w:r>
-        <w:rPr>
-          <w:b/>
-        </w:rPr>
-        <w:t xml:space="preserve"> </w:t>
-      </w:r>
-      <w:r>
-        <w:rPr>
-          <w:b/>
-        </w:rPr>
-        <w:t xml:space="preserve"> </w:t>
-      </w:r>
-      <w:r>
-        <w:rPr>
-          <w:b/>
-        </w:rPr>
-        <w:t>3/7/26</w:t>
-      </w:r>
-    </w:p>
-    <w:p>
-      <w:r>
-        <w:t>Overall Status (</w:t>
-      </w:r>
-      <w:proofErr w:type="gramStart"/>
-      <w:r>
-        <w:t>on-schedule</w:t>
-      </w:r>
-      <w:proofErr w:type="gramEnd"/>
-      <w:r>
-        <w:t>, behind, ahead):</w:t>
-      </w:r>
-    </w:p>
-    <w:p>
-      <w:r>
-        <w:t>Number of hours worked this week:</w:t>
-      </w:r>
-    </w:p>
-    <w:p>
+        <w:t>~9</w:t>
+      </w:r>
+    </w:p>
+    <w:p>
+      <w:pPr>
+        <w:rPr>
+          <w:color w:val="4472C4" w:themeColor="accent1"/>
+        </w:rPr>
+      </w:pPr>
       <w:r>
         <w:lastRenderedPageBreak/>
         <w:t>Total number of hours worked on the project thus far:</w:t>
       </w:r>
-    </w:p>
-    <w:p>
+      <w:r>
+        <w:t xml:space="preserve"> ~</w:t>
+      </w:r>
+      <w:r>
+        <w:rPr>
+          <w:color w:val="4472C4" w:themeColor="accent1"/>
+        </w:rPr>
+        <w:t>17</w:t>
+      </w:r>
+    </w:p>
+    <w:p>
+      <w:pPr>
+        <w:rPr>
+          <w:color w:val="4472C4" w:themeColor="accent1"/>
+        </w:rPr>
+      </w:pPr>
       <w:r>
         <w:t>Number of total hours anticipated at completion:</w:t>
       </w:r>
+      <w:r>
+        <w:t xml:space="preserve"> </w:t>
+      </w:r>
+      <w:r>
+        <w:rPr>
+          <w:color w:val="4472C4" w:themeColor="accent1"/>
+        </w:rPr>
+        <w:t>~120</w:t>
+      </w:r>
     </w:p>
     <w:p>
       <w:r>
         <w:t>Accomplishments:</w:t>
       </w:r>
+      <w:r>
+        <w:t xml:space="preserve"> </w:t>
+      </w:r>
+    </w:p>
+    <w:p>
+      <w:pPr>
+        <w:pStyle w:val="ListParagraph"/>
+        <w:numPr>
+          <w:ilvl w:val="0"/>
+          <w:numId w:val="1"/>
+        </w:numPr>
+      </w:pPr>
+      <w:r>
+        <w:rPr>
+          <w:color w:val="4472C4" w:themeColor="accent1"/>
+        </w:rPr>
+        <w:t>Created language: “Mimir.”</w:t>
+      </w:r>
+    </w:p>
+    <w:p>
+      <w:pPr>
+        <w:pStyle w:val="ListParagraph"/>
+        <w:numPr>
+          <w:ilvl w:val="0"/>
+          <w:numId w:val="1"/>
+        </w:numPr>
+      </w:pPr>
+      <w:r>
+        <w:rPr>
+          <w:color w:val="4472C4" w:themeColor="accent1"/>
+        </w:rPr>
+        <w:t>Finished language specification and details</w:t>
+      </w:r>
+    </w:p>
+    <w:p>
+      <w:pPr>
+        <w:pStyle w:val="ListParagraph"/>
+        <w:numPr>
+          <w:ilvl w:val="0"/>
+          <w:numId w:val="1"/>
+        </w:numPr>
+      </w:pPr>
+      <w:r>
+        <w:rPr>
+          <w:color w:val="4472C4" w:themeColor="accent1"/>
+        </w:rPr>
+        <w:t>Identified requirements</w:t>
+      </w:r>
+    </w:p>
+    <w:p>
+      <w:pPr>
+        <w:pStyle w:val="ListParagraph"/>
+        <w:numPr>
+          <w:ilvl w:val="0"/>
+          <w:numId w:val="1"/>
+        </w:numPr>
+      </w:pPr>
+      <w:r>
+        <w:rPr>
+          <w:color w:val="4472C4" w:themeColor="accent1"/>
+        </w:rPr>
+        <w:t>Found my favorite AI tool to-date. I’ve used Cursor, Windsurf, and Trae, but right now I’ve switched to Cline and I’m not going back. It’s great for me.</w:t>
+      </w:r>
     </w:p>
     <w:p>
       <w:r>
@@ -1203,11 +768,148 @@
       </w:r>
     </w:p>
     <w:p>
+      <w:pPr>
+        <w:pStyle w:val="ListParagraph"/>
+        <w:numPr>
+          <w:ilvl w:val="0"/>
+          <w:numId w:val="1"/>
+        </w:numPr>
+      </w:pPr>
+      <w:r>
+        <w:rPr>
+          <w:color w:val="4472C4" w:themeColor="accent1"/>
+        </w:rPr>
+        <w:t>Requirements</w:t>
+      </w:r>
+    </w:p>
+    <w:p>
+      <w:pPr>
+        <w:pStyle w:val="ListParagraph"/>
+        <w:numPr>
+          <w:ilvl w:val="1"/>
+          <w:numId w:val="1"/>
+        </w:numPr>
+      </w:pPr>
+      <w:r>
+        <w:rPr>
+          <w:color w:val="4472C4" w:themeColor="accent1"/>
+        </w:rPr>
+        <w:t>As mentioned prior, I don’t have experience making programming languages. This is all new to me! AI has been the main help here in helping me in creating reasonable goals.</w:t>
+      </w:r>
+    </w:p>
+    <w:p>
       <w:r>
         <w:t>Plans / Goals for next week:</w:t>
       </w:r>
     </w:p>
     <w:p>
+      <w:pPr>
+        <w:pStyle w:val="ListParagraph"/>
+        <w:numPr>
+          <w:ilvl w:val="0"/>
+          <w:numId w:val="1"/>
+        </w:numPr>
+      </w:pPr>
+      <w:r>
+        <w:rPr>
+          <w:color w:val="4472C4" w:themeColor="accent1"/>
+        </w:rPr>
+        <w:t>Officially get to work on the language. I will begin with the scanner.</w:t>
+      </w:r>
+    </w:p>
+    <w:p>
+      <w:pPr>
+        <w:rPr>
+          <w:b/>
+        </w:rPr>
+      </w:pPr>
+      <w:r>
+        <w:rPr>
+          <w:b/>
+        </w:rPr>
+        <w:t xml:space="preserve">Week </w:t>
+      </w:r>
+      <w:r>
+        <w:rPr>
+          <w:b/>
+        </w:rPr>
+        <w:t>4</w:t>
+      </w:r>
+      <w:r>
+        <w:rPr>
+          <w:b/>
+        </w:rPr>
+        <w:t>:</w:t>
+      </w:r>
+      <w:r>
+        <w:rPr>
+          <w:b/>
+        </w:rPr>
+        <w:t xml:space="preserve"> </w:t>
+      </w:r>
+      <w:r>
+        <w:rPr>
+          <w:b/>
+        </w:rPr>
+        <w:t xml:space="preserve">  </w:t>
+      </w:r>
+      <w:r>
+        <w:rPr>
+          <w:b/>
+        </w:rPr>
+        <w:t>1</w:t>
+      </w:r>
+      <w:r>
+        <w:rPr>
+          <w:b/>
+        </w:rPr>
+        <w:t>/31/26</w:t>
+      </w:r>
+    </w:p>
+    <w:p>
+      <w:r>
+        <w:t>Overall Status (</w:t>
+      </w:r>
+      <w:proofErr w:type="gramStart"/>
+      <w:r>
+        <w:t>on-schedule</w:t>
+      </w:r>
+      <w:proofErr w:type="gramEnd"/>
+      <w:r>
+        <w:t>, behind, ahead):</w:t>
+      </w:r>
+    </w:p>
+    <w:p>
+      <w:r>
+        <w:t>Number of hours worked this week:</w:t>
+      </w:r>
+    </w:p>
+    <w:p>
+      <w:r>
+        <w:t>Total number of hours worked on the project thus far:</w:t>
+      </w:r>
+    </w:p>
+    <w:p>
+      <w:r>
+        <w:t>Number of total hours anticipated at completion:</w:t>
+      </w:r>
+    </w:p>
+    <w:p>
+      <w:r>
+        <w:t>Accomplishments:</w:t>
+      </w:r>
+    </w:p>
+    <w:p>
+      <w:r>
+        <w:t>Challenges:</w:t>
+      </w:r>
+    </w:p>
+    <w:p>
+      <w:r>
+        <w:t>Plans / Goals for next week:</w:t>
+      </w:r>
+    </w:p>
+    <w:p>
       <w:r>
         <w:t>SPED Talk Insight (Briefly describe an insight or something interesting you learned from the SPED talks this week):</w:t>
       </w:r>
@@ -1234,6 +936,493 @@
         <w:rPr>
           <w:b/>
         </w:rPr>
+        <w:t>5</w:t>
+      </w:r>
+      <w:r>
+        <w:rPr>
+          <w:b/>
+        </w:rPr>
+        <w:t>:</w:t>
+      </w:r>
+      <w:r>
+        <w:rPr>
+          <w:b/>
+        </w:rPr>
+        <w:t xml:space="preserve"> </w:t>
+      </w:r>
+      <w:r>
+        <w:rPr>
+          <w:b/>
+        </w:rPr>
+        <w:t xml:space="preserve">  </w:t>
+      </w:r>
+      <w:r>
+        <w:rPr>
+          <w:b/>
+        </w:rPr>
+        <w:t>2/7/26</w:t>
+      </w:r>
+    </w:p>
+    <w:p>
+      <w:r>
+        <w:t>Overall Status (</w:t>
+      </w:r>
+      <w:proofErr w:type="gramStart"/>
+      <w:r>
+        <w:t>on-schedule</w:t>
+      </w:r>
+      <w:proofErr w:type="gramEnd"/>
+      <w:r>
+        <w:t>, behind, ahead):</w:t>
+      </w:r>
+    </w:p>
+    <w:p>
+      <w:r>
+        <w:t>Number of hours worked this week:</w:t>
+      </w:r>
+    </w:p>
+    <w:p>
+      <w:r>
+        <w:t>Total number of hours worked on the project thus far:</w:t>
+      </w:r>
+    </w:p>
+    <w:p>
+      <w:r>
+        <w:t>Number of total hours anticipated at completion:</w:t>
+      </w:r>
+    </w:p>
+    <w:p>
+      <w:r>
+        <w:t>Accomplishments:</w:t>
+      </w:r>
+    </w:p>
+    <w:p>
+      <w:r>
+        <w:t>Challenges:</w:t>
+      </w:r>
+    </w:p>
+    <w:p>
+      <w:r>
+        <w:t>Plans / Goals for next week:</w:t>
+      </w:r>
+    </w:p>
+    <w:p>
+      <w:r>
+        <w:t>SPED Talk Insight (Briefly describe an insight or something interesting you learned from the SPED talks this week):</w:t>
+      </w:r>
+    </w:p>
+    <w:p>
+      <w:r>
+        <w:lastRenderedPageBreak/>
+        <w:t>Other comments for the instructor:</w:t>
+      </w:r>
+    </w:p>
+    <w:p/>
+    <w:p>
+      <w:pPr>
+        <w:rPr>
+          <w:b/>
+        </w:rPr>
+      </w:pPr>
+      <w:r>
+        <w:rPr>
+          <w:b/>
+        </w:rPr>
+        <w:t xml:space="preserve">Week </w:t>
+      </w:r>
+      <w:r>
+        <w:rPr>
+          <w:b/>
+        </w:rPr>
+        <w:t>6</w:t>
+      </w:r>
+      <w:r>
+        <w:rPr>
+          <w:b/>
+        </w:rPr>
+        <w:t>:</w:t>
+      </w:r>
+      <w:r>
+        <w:rPr>
+          <w:b/>
+        </w:rPr>
+        <w:t xml:space="preserve">  </w:t>
+      </w:r>
+      <w:r>
+        <w:rPr>
+          <w:b/>
+        </w:rPr>
+        <w:t xml:space="preserve"> </w:t>
+      </w:r>
+      <w:r>
+        <w:rPr>
+          <w:b/>
+        </w:rPr>
+        <w:t>2/14/26</w:t>
+      </w:r>
+    </w:p>
+    <w:p>
+      <w:r>
+        <w:t>Overall Status (</w:t>
+      </w:r>
+      <w:proofErr w:type="gramStart"/>
+      <w:r>
+        <w:t>on-schedule</w:t>
+      </w:r>
+      <w:proofErr w:type="gramEnd"/>
+      <w:r>
+        <w:t>, behind, ahead):</w:t>
+      </w:r>
+    </w:p>
+    <w:p>
+      <w:r>
+        <w:t>Number of hours worked this week:</w:t>
+      </w:r>
+    </w:p>
+    <w:p>
+      <w:r>
+        <w:t>Total number of hours worked on the project thus far:</w:t>
+      </w:r>
+    </w:p>
+    <w:p>
+      <w:r>
+        <w:t>Number of total hours anticipated at completion:</w:t>
+      </w:r>
+    </w:p>
+    <w:p>
+      <w:r>
+        <w:t>Accomplishments:</w:t>
+      </w:r>
+    </w:p>
+    <w:p>
+      <w:r>
+        <w:t>Challenges:</w:t>
+      </w:r>
+    </w:p>
+    <w:p>
+      <w:r>
+        <w:t>Plans / Goals for next week:</w:t>
+      </w:r>
+    </w:p>
+    <w:p>
+      <w:r>
+        <w:t>SPED Talk Insight (Briefly describe an insight or something interesting you learned from the SPED talks this week):</w:t>
+      </w:r>
+    </w:p>
+    <w:p>
+      <w:r>
+        <w:t>Other comments for the instructor:</w:t>
+      </w:r>
+    </w:p>
+    <w:p/>
+    <w:p>
+      <w:pPr>
+        <w:rPr>
+          <w:b/>
+        </w:rPr>
+      </w:pPr>
+      <w:r>
+        <w:rPr>
+          <w:b/>
+        </w:rPr>
+        <w:t xml:space="preserve">Week </w:t>
+      </w:r>
+      <w:r>
+        <w:rPr>
+          <w:b/>
+        </w:rPr>
+        <w:t>7</w:t>
+      </w:r>
+      <w:r>
+        <w:rPr>
+          <w:b/>
+        </w:rPr>
+        <w:t>:</w:t>
+      </w:r>
+      <w:r>
+        <w:rPr>
+          <w:b/>
+        </w:rPr>
+        <w:t xml:space="preserve"> </w:t>
+      </w:r>
+      <w:r>
+        <w:rPr>
+          <w:b/>
+        </w:rPr>
+        <w:t xml:space="preserve">  </w:t>
+      </w:r>
+      <w:r>
+        <w:rPr>
+          <w:b/>
+        </w:rPr>
+        <w:t>2/21/26</w:t>
+      </w:r>
+    </w:p>
+    <w:p>
+      <w:r>
+        <w:t>Overall Status (</w:t>
+      </w:r>
+      <w:proofErr w:type="gramStart"/>
+      <w:r>
+        <w:t>on-schedule</w:t>
+      </w:r>
+      <w:proofErr w:type="gramEnd"/>
+      <w:r>
+        <w:t>, behind, ahead):</w:t>
+      </w:r>
+    </w:p>
+    <w:p>
+      <w:r>
+        <w:t>Number of hours worked this week:</w:t>
+      </w:r>
+    </w:p>
+    <w:p>
+      <w:r>
+        <w:t>Total number of hours worked on the project thus far:</w:t>
+      </w:r>
+    </w:p>
+    <w:p>
+      <w:r>
+        <w:t>Number of total hours anticipated at completion:</w:t>
+      </w:r>
+    </w:p>
+    <w:p>
+      <w:r>
+        <w:t>Accomplishments:</w:t>
+      </w:r>
+    </w:p>
+    <w:p>
+      <w:r>
+        <w:t>Challenges:</w:t>
+      </w:r>
+    </w:p>
+    <w:p>
+      <w:r>
+        <w:t>Plans / Goals for next week:</w:t>
+      </w:r>
+    </w:p>
+    <w:p>
+      <w:r>
+        <w:t>SPED Talk Insight (Briefly describe an insight or something interesting you learned from the SPED talks this week):</w:t>
+      </w:r>
+    </w:p>
+    <w:p>
+      <w:r>
+        <w:t>Other comments for the instructor:</w:t>
+      </w:r>
+    </w:p>
+    <w:p/>
+    <w:p>
+      <w:pPr>
+        <w:rPr>
+          <w:b/>
+        </w:rPr>
+      </w:pPr>
+      <w:r>
+        <w:rPr>
+          <w:b/>
+        </w:rPr>
+        <w:t xml:space="preserve">Week </w:t>
+      </w:r>
+      <w:r>
+        <w:rPr>
+          <w:b/>
+        </w:rPr>
+        <w:t>8</w:t>
+      </w:r>
+      <w:r>
+        <w:rPr>
+          <w:b/>
+        </w:rPr>
+        <w:t>:</w:t>
+      </w:r>
+      <w:r>
+        <w:rPr>
+          <w:b/>
+        </w:rPr>
+        <w:t xml:space="preserve"> </w:t>
+      </w:r>
+      <w:r>
+        <w:rPr>
+          <w:b/>
+        </w:rPr>
+        <w:t xml:space="preserve">  </w:t>
+      </w:r>
+      <w:r>
+        <w:rPr>
+          <w:b/>
+        </w:rPr>
+        <w:t>2/28/26</w:t>
+      </w:r>
+    </w:p>
+    <w:p>
+      <w:r>
+        <w:t>Overall Status (</w:t>
+      </w:r>
+      <w:proofErr w:type="gramStart"/>
+      <w:r>
+        <w:t>on-schedule</w:t>
+      </w:r>
+      <w:proofErr w:type="gramEnd"/>
+      <w:r>
+        <w:t>, behind, ahead):</w:t>
+      </w:r>
+    </w:p>
+    <w:p>
+      <w:r>
+        <w:t>Number of hours worked this week:</w:t>
+      </w:r>
+    </w:p>
+    <w:p>
+      <w:r>
+        <w:t>Total number of hours worked on the project thus far:</w:t>
+      </w:r>
+    </w:p>
+    <w:p>
+      <w:r>
+        <w:t>Number of total hours anticipated at completion:</w:t>
+      </w:r>
+    </w:p>
+    <w:p>
+      <w:r>
+        <w:t>Accomplishments:</w:t>
+      </w:r>
+    </w:p>
+    <w:p>
+      <w:r>
+        <w:t>Challenges:</w:t>
+      </w:r>
+    </w:p>
+    <w:p>
+      <w:r>
+        <w:t>Plans / Goals for next week:</w:t>
+      </w:r>
+    </w:p>
+    <w:p>
+      <w:r>
+        <w:lastRenderedPageBreak/>
+        <w:t>SPED Talk Insight (Briefly describe an insight or something interesting you learned from the SPED talks this week):</w:t>
+      </w:r>
+    </w:p>
+    <w:p>
+      <w:r>
+        <w:t>Other comments for the instructor:</w:t>
+      </w:r>
+    </w:p>
+    <w:p/>
+    <w:p>
+      <w:pPr>
+        <w:rPr>
+          <w:b/>
+        </w:rPr>
+      </w:pPr>
+      <w:r>
+        <w:rPr>
+          <w:b/>
+        </w:rPr>
+        <w:t xml:space="preserve">Week </w:t>
+      </w:r>
+      <w:r>
+        <w:rPr>
+          <w:b/>
+        </w:rPr>
+        <w:t>9</w:t>
+      </w:r>
+      <w:r>
+        <w:rPr>
+          <w:b/>
+        </w:rPr>
+        <w:t>:</w:t>
+      </w:r>
+      <w:r>
+        <w:rPr>
+          <w:b/>
+        </w:rPr>
+        <w:t xml:space="preserve"> </w:t>
+      </w:r>
+      <w:r>
+        <w:rPr>
+          <w:b/>
+        </w:rPr>
+        <w:t xml:space="preserve"> </w:t>
+      </w:r>
+      <w:r>
+        <w:rPr>
+          <w:b/>
+        </w:rPr>
+        <w:t>3/7/26</w:t>
+      </w:r>
+    </w:p>
+    <w:p>
+      <w:r>
+        <w:t>Overall Status (</w:t>
+      </w:r>
+      <w:proofErr w:type="gramStart"/>
+      <w:r>
+        <w:t>on-schedule</w:t>
+      </w:r>
+      <w:proofErr w:type="gramEnd"/>
+      <w:r>
+        <w:t>, behind, ahead):</w:t>
+      </w:r>
+    </w:p>
+    <w:p>
+      <w:r>
+        <w:t>Number of hours worked this week:</w:t>
+      </w:r>
+    </w:p>
+    <w:p>
+      <w:r>
+        <w:t>Total number of hours worked on the project thus far:</w:t>
+      </w:r>
+    </w:p>
+    <w:p>
+      <w:r>
+        <w:t>Number of total hours anticipated at completion:</w:t>
+      </w:r>
+    </w:p>
+    <w:p>
+      <w:r>
+        <w:t>Accomplishments:</w:t>
+      </w:r>
+    </w:p>
+    <w:p>
+      <w:r>
+        <w:t>Challenges:</w:t>
+      </w:r>
+    </w:p>
+    <w:p>
+      <w:r>
+        <w:t>Plans / Goals for next week:</w:t>
+      </w:r>
+    </w:p>
+    <w:p>
+      <w:r>
+        <w:t>SPED Talk Insight (Briefly describe an insight or something interesting you learned from the SPED talks this week):</w:t>
+      </w:r>
+    </w:p>
+    <w:p>
+      <w:r>
+        <w:t>Other comments for the instructor:</w:t>
+      </w:r>
+    </w:p>
+    <w:p/>
+    <w:p>
+      <w:pPr>
+        <w:rPr>
+          <w:b/>
+        </w:rPr>
+      </w:pPr>
+      <w:r>
+        <w:rPr>
+          <w:b/>
+        </w:rPr>
+        <w:t xml:space="preserve">Week </w:t>
+      </w:r>
+      <w:r>
+        <w:rPr>
+          <w:b/>
+        </w:rPr>
         <w:t>10</w:t>
       </w:r>
       <w:r>
@@ -1398,6 +1587,7 @@
     </w:p>
     <w:p>
       <w:r>
+        <w:lastRenderedPageBreak/>
         <w:t>Plans / Goals for next week:</w:t>
       </w:r>
     </w:p>
@@ -1470,7 +1660,6 @@
     </w:p>
     <w:p>
       <w:r>
-        <w:lastRenderedPageBreak/>
         <w:t>Number of hours worked this week:</w:t>
       </w:r>
     </w:p>
@@ -1615,6 +1804,127 @@
     </w:sectPr>
   </w:body>
 </w:document>
+</file>
+
+<file path=word/numbering.xml><?xml version="1.0" encoding="utf-8"?>
+<w:numbering xmlns:wpc="http://schemas.microsoft.com/office/word/2010/wordprocessingCanvas" xmlns:cx="http://schemas.microsoft.com/office/drawing/2014/chartex" xmlns:cx1="http://schemas.microsoft.com/office/drawing/2015/9/8/chartex" xmlns:cx2="http://schemas.microsoft.com/office/drawing/2015/10/21/chartex" xmlns:cx3="http://schemas.microsoft.com/office/drawing/2016/5/9/chartex" xmlns:cx4="http://schemas.microsoft.com/office/drawing/2016/5/10/chartex" xmlns:cx5="http://schemas.microsoft.com/office/drawing/2016/5/11/chartex" xmlns:cx6="http://schemas.microsoft.com/office/drawing/2016/5/12/chartex" xmlns:cx7="http://schemas.microsoft.com/office/drawing/2016/5/13/chartex" xmlns:cx8="http://schemas.microsoft.com/office/drawing/2016/5/14/chartex" xmlns:mc="http://schemas.openxmlformats.org/markup-compatibility/2006" xmlns:aink="http://schemas.microsoft.com/office/drawing/2016/ink" xmlns:am3d="http://schemas.microsoft.com/office/drawing/2017/model3d" xmlns:o="urn:schemas-microsoft-com:office:office" xmlns:oel="http://schemas.microsoft.com/office/2019/extlst" xmlns:r="http://schemas.openxmlformats.org/officeDocument/2006/relationships" xmlns:m="http://schemas.openxmlformats.org/officeDocument/2006/math" xmlns:v="urn:schemas-microsoft-com:vml" xmlns:wp14="http://schemas.microsoft.com/office/word/2010/wordprocessingDrawing" xmlns:wp="http://schemas.openxmlformats.org/drawingml/2006/wordprocessingDrawing" xmlns:w10="urn:schemas-microsoft-com:office:word" xmlns:w="http://schemas.openxmlformats.org/wordprocessingml/2006/main" xmlns:w14="http://schemas.microsoft.com/office/word/2010/wordml" xmlns:w15="http://schemas.microsoft.com/office/word/2012/wordml" xmlns:w16cex="http://schemas.microsoft.com/office/word/2018/wordml/cex" xmlns:w16cid="http://schemas.microsoft.com/office/word/2016/wordml/cid" xmlns:w16="http://schemas.microsoft.com/office/word/2018/wordml" xmlns:w16du="http://schemas.microsoft.com/office/word/2023/wordml/word16du" xmlns:w16sdtdh="http://schemas.microsoft.com/office/word/2020/wordml/sdtdatahash" xmlns:w16sdtfl="http://schemas.microsoft.com/office/word/2024/wordml/sdtformatlock" xmlns:w16se="http://schemas.microsoft.com/office/word/2015/wordml/symex" xmlns:wpg="http://schemas.microsoft.com/office/word/2010/wordprocessingGroup" xmlns:wpi="http://schemas.microsoft.com/office/word/2010/wordprocessingInk" xmlns:wne="http://schemas.microsoft.com/office/word/2006/wordml" xmlns:wps="http://schemas.microsoft.com/office/word/2010/wordprocessingShape" mc:Ignorable="w14 w15 w16se w16cid w16 w16cex w16sdtdh w16sdtfl w16du wp14">
+  <w:abstractNum w:abstractNumId="0" w15:restartNumberingAfterBreak="0">
+    <w:nsid w:val="002666AF"/>
+    <w:multiLevelType w:val="hybridMultilevel"/>
+    <w:tmpl w:val="B2888524"/>
+    <w:lvl w:ilvl="0" w:tplc="EA709182">
+      <w:start w:val="15"/>
+      <w:numFmt w:val="bullet"/>
+      <w:lvlText w:val="-"/>
+      <w:lvlJc w:val="left"/>
+      <w:pPr>
+        <w:ind w:left="720" w:hanging="360"/>
+      </w:pPr>
+      <w:rPr>
+        <w:rFonts w:ascii="Calibri" w:eastAsiaTheme="minorHAnsi" w:hAnsi="Calibri" w:cs="Calibri" w:hint="default"/>
+      </w:rPr>
+    </w:lvl>
+    <w:lvl w:ilvl="1" w:tplc="04090003">
+      <w:start w:val="1"/>
+      <w:numFmt w:val="bullet"/>
+      <w:lvlText w:val="o"/>
+      <w:lvlJc w:val="left"/>
+      <w:pPr>
+        <w:ind w:left="1440" w:hanging="360"/>
+      </w:pPr>
+      <w:rPr>
+        <w:rFonts w:ascii="Courier New" w:hAnsi="Courier New" w:cs="Courier New" w:hint="default"/>
+      </w:rPr>
+    </w:lvl>
+    <w:lvl w:ilvl="2" w:tplc="04090005" w:tentative="1">
+      <w:start w:val="1"/>
+      <w:numFmt w:val="bullet"/>
+      <w:lvlText w:val=""/>
+      <w:lvlJc w:val="left"/>
+      <w:pPr>
+        <w:ind w:left="2160" w:hanging="360"/>
+      </w:pPr>
+      <w:rPr>
+        <w:rFonts w:ascii="Wingdings" w:hAnsi="Wingdings" w:hint="default"/>
+      </w:rPr>
+    </w:lvl>
+    <w:lvl w:ilvl="3" w:tplc="04090001" w:tentative="1">
+      <w:start w:val="1"/>
+      <w:numFmt w:val="bullet"/>
+      <w:lvlText w:val=""/>
+      <w:lvlJc w:val="left"/>
+      <w:pPr>
+        <w:ind w:left="2880" w:hanging="360"/>
+      </w:pPr>
+      <w:rPr>
+        <w:rFonts w:ascii="Symbol" w:hAnsi="Symbol" w:hint="default"/>
+      </w:rPr>
+    </w:lvl>
+    <w:lvl w:ilvl="4" w:tplc="04090003" w:tentative="1">
+      <w:start w:val="1"/>
+      <w:numFmt w:val="bullet"/>
+      <w:lvlText w:val="o"/>
+      <w:lvlJc w:val="left"/>
+      <w:pPr>
+        <w:ind w:left="3600" w:hanging="360"/>
+      </w:pPr>
+      <w:rPr>
+        <w:rFonts w:ascii="Courier New" w:hAnsi="Courier New" w:cs="Courier New" w:hint="default"/>
+      </w:rPr>
+    </w:lvl>
+    <w:lvl w:ilvl="5" w:tplc="04090005" w:tentative="1">
+      <w:start w:val="1"/>
+      <w:numFmt w:val="bullet"/>
+      <w:lvlText w:val=""/>
+      <w:lvlJc w:val="left"/>
+      <w:pPr>
+        <w:ind w:left="4320" w:hanging="360"/>
+      </w:pPr>
+      <w:rPr>
+        <w:rFonts w:ascii="Wingdings" w:hAnsi="Wingdings" w:hint="default"/>
+      </w:rPr>
+    </w:lvl>
+    <w:lvl w:ilvl="6" w:tplc="04090001" w:tentative="1">
+      <w:start w:val="1"/>
+      <w:numFmt w:val="bullet"/>
+      <w:lvlText w:val=""/>
+      <w:lvlJc w:val="left"/>
+      <w:pPr>
+        <w:ind w:left="5040" w:hanging="360"/>
+      </w:pPr>
+      <w:rPr>
+        <w:rFonts w:ascii="Symbol" w:hAnsi="Symbol" w:hint="default"/>
+      </w:rPr>
+    </w:lvl>
+    <w:lvl w:ilvl="7" w:tplc="04090003" w:tentative="1">
+      <w:start w:val="1"/>
+      <w:numFmt w:val="bullet"/>
+      <w:lvlText w:val="o"/>
+      <w:lvlJc w:val="left"/>
+      <w:pPr>
+        <w:ind w:left="5760" w:hanging="360"/>
+      </w:pPr>
+      <w:rPr>
+        <w:rFonts w:ascii="Courier New" w:hAnsi="Courier New" w:cs="Courier New" w:hint="default"/>
+      </w:rPr>
+    </w:lvl>
+    <w:lvl w:ilvl="8" w:tplc="04090005" w:tentative="1">
+      <w:start w:val="1"/>
+      <w:numFmt w:val="bullet"/>
+      <w:lvlText w:val=""/>
+      <w:lvlJc w:val="left"/>
+      <w:pPr>
+        <w:ind w:left="6480" w:hanging="360"/>
+      </w:pPr>
+      <w:rPr>
+        <w:rFonts w:ascii="Wingdings" w:hAnsi="Wingdings" w:hint="default"/>
+      </w:rPr>
+    </w:lvl>
+  </w:abstractNum>
+  <w:num w:numId="1" w16cid:durableId="558981566">
+    <w:abstractNumId w:val="0"/>
+  </w:num>
+</w:numbering>
 </file>
 
 <file path=word/styles.xml><?xml version="1.0" encoding="utf-8"?>
@@ -2125,6 +2435,40 @@
       <w:szCs w:val="32"/>
     </w:rPr>
   </w:style>
+  <w:style w:type="character" w:styleId="Hyperlink">
+    <w:name w:val="Hyperlink"/>
+    <w:basedOn w:val="DefaultParagraphFont"/>
+    <w:uiPriority w:val="99"/>
+    <w:unhideWhenUsed/>
+    <w:rsid w:val="00A0382C"/>
+    <w:rPr>
+      <w:color w:val="0563C1" w:themeColor="hyperlink"/>
+      <w:u w:val="single"/>
+    </w:rPr>
+  </w:style>
+  <w:style w:type="character" w:styleId="UnresolvedMention">
+    <w:name w:val="Unresolved Mention"/>
+    <w:basedOn w:val="DefaultParagraphFont"/>
+    <w:uiPriority w:val="99"/>
+    <w:semiHidden/>
+    <w:unhideWhenUsed/>
+    <w:rsid w:val="00A0382C"/>
+    <w:rPr>
+      <w:color w:val="605E5C"/>
+      <w:shd w:val="clear" w:color="auto" w:fill="E1DFDD"/>
+    </w:rPr>
+  </w:style>
+  <w:style w:type="paragraph" w:styleId="ListParagraph">
+    <w:name w:val="List Paragraph"/>
+    <w:basedOn w:val="Normal"/>
+    <w:uiPriority w:val="34"/>
+    <w:qFormat/>
+    <w:rsid w:val="00A0382C"/>
+    <w:pPr>
+      <w:ind w:left="720"/>
+      <w:contextualSpacing/>
+    </w:pPr>
+  </w:style>
 </w:styles>
 </file>
 
